--- a/docs/Plan_Fiche_Technique.docx
+++ b/docs/Plan_Fiche_Technique.docx
@@ -309,11 +309,11 @@
                 <w:rFonts w:ascii="Calibri" w:cs="Calibri" w:eastAsia="Calibri" w:hAnsi="Calibri"/>
                 <w:b/>
                 <w:bCs/>
-                <w:color w:val="FFE600"/>
+                <w:color w:val="2DB87C"/>
                 <w:sz w:val="15"/>
                 <w:szCs w:val="15"/>
               </w:rPr>
-              <w:t xml:space="preserve">◐ EN COURS</w:t>
+              <w:t xml:space="preserve">✓ EXPLIQUÉ</w:t>
             </w:r>
           </w:p>
         </w:tc>
